--- a/实验报告.docx
+++ b/实验报告.docx
@@ -9,7 +9,7 @@
         <w:spacing w:beforeLines="50" w:before="156" w:afterLines="50" w:after="156" w:line="240" w:lineRule="auto"/>
         <w:jc w:val="center"/>
         <w:rPr>
-          <w:rFonts w:ascii="Calibri" w:eastAsia="宋体" w:hAnsi="Calibri" w:cs="Times New Roman" w:hint="eastAsia"/>
+          <w:rFonts w:ascii="Calibri" w:eastAsia="宋体" w:hAnsi="Calibri" w:cs="Times New Roman"/>
           <w:sz w:val="44"/>
           <w:szCs w:val="32"/>
           <w14:ligatures w14:val="none"/>
@@ -65,19 +65,19 @@
         <w:spacing w:after="0" w:line="240" w:lineRule="auto"/>
         <w:jc w:val="center"/>
         <w:rPr>
+          <w:rFonts w:ascii="黑体" w:eastAsia="黑体" w:hAnsi="Calibri" w:cs="Times New Roman"/>
+          <w:sz w:val="44"/>
+          <w:szCs w:val="44"/>
+          <w14:ligatures w14:val="none"/>
+        </w:rPr>
+      </w:pPr>
+      <w:r>
+        <w:rPr>
           <w:rFonts w:ascii="黑体" w:eastAsia="黑体" w:hAnsi="Calibri" w:cs="Times New Roman" w:hint="eastAsia"/>
           <w:sz w:val="44"/>
           <w:szCs w:val="44"/>
           <w14:ligatures w14:val="none"/>
         </w:rPr>
-      </w:pPr>
-      <w:r>
-        <w:rPr>
-          <w:rFonts w:ascii="黑体" w:eastAsia="黑体" w:hAnsi="Calibri" w:cs="Times New Roman" w:hint="eastAsia"/>
-          <w:sz w:val="44"/>
-          <w:szCs w:val="44"/>
-          <w14:ligatures w14:val="none"/>
-        </w:rPr>
         <w:t>感应式无线电能传输系统设计</w:t>
       </w:r>
     </w:p>
@@ -364,46 +364,6 @@
           <w:rFonts w:hint="eastAsia"/>
           <w:sz w:val="24"/>
         </w:rPr>
-        <w:t>3人员安排：</w:t>
-      </w:r>
-    </w:p>
-    <w:p>
-      <w:pPr>
-        <w:spacing w:after="0" w:line="60" w:lineRule="auto"/>
-        <w:rPr>
-          <w:rFonts w:hint="eastAsia"/>
-          <w:sz w:val="24"/>
-        </w:rPr>
-      </w:pPr>
-      <w:r>
-        <w:rPr>
-          <w:rFonts w:hint="eastAsia"/>
-          <w:sz w:val="24"/>
-        </w:rPr>
-        <w:t>罗斌同学负责Simulink参数填写提及实验报告汇总书写，尤辉同学负责Maxwel</w:t>
-      </w:r>
-      <w:r>
-        <w:rPr>
-          <w:rFonts w:hint="eastAsia"/>
-          <w:sz w:val="24"/>
-        </w:rPr>
-        <w:lastRenderedPageBreak/>
-        <w:t>线圈仿真，刘雨鑫同学负责Visio画图以及相关公式书写</w:t>
-      </w:r>
-    </w:p>
-    <w:p>
-      <w:pPr>
-        <w:spacing w:after="0" w:line="60" w:lineRule="auto"/>
-        <w:rPr>
-          <w:rFonts w:hint="eastAsia"/>
-          <w:sz w:val="24"/>
-        </w:rPr>
-      </w:pPr>
-      <w:r>
-        <w:rPr>
-          <w:rFonts w:hint="eastAsia"/>
-          <w:sz w:val="24"/>
-        </w:rPr>
         <w:t>使用软件：</w:t>
       </w:r>
       <w:r>
@@ -411,25 +371,8 @@
           <w:rFonts w:hint="eastAsia"/>
           <w:sz w:val="24"/>
         </w:rPr>
-        <w:t>Maxwell 、</w:t>
-      </w:r>
-      <w:proofErr w:type="spellStart"/>
-      <w:r>
-        <w:rPr>
-          <w:rFonts w:hint="eastAsia"/>
-          <w:sz w:val="24"/>
-        </w:rPr>
-        <w:t>Matlab</w:t>
-      </w:r>
-      <w:proofErr w:type="spellEnd"/>
-      <w:r>
-        <w:rPr>
-          <w:rFonts w:hint="eastAsia"/>
-          <w:sz w:val="24"/>
-        </w:rPr>
-        <w:t>、Visio、</w:t>
-      </w:r>
-      <w:proofErr w:type="spellStart"/>
+        <w:t>Maxwell 、Matlab、Visio、</w:t>
+      </w:r>
       <w:r>
         <w:rPr>
           <w:rFonts w:hint="eastAsia"/>
@@ -437,7 +380,6 @@
         </w:rPr>
         <w:t>Mathtype</w:t>
       </w:r>
-      <w:proofErr w:type="spellEnd"/>
     </w:p>
     <w:p>
       <w:pPr>
@@ -460,6 +402,7 @@
           <w:sz w:val="30"/>
           <w:szCs w:val="30"/>
         </w:rPr>
+        <w:lastRenderedPageBreak/>
         <w:t>目录</w:t>
       </w:r>
       <w:r>
@@ -572,23 +515,13 @@
           <w:szCs w:val="30"/>
         </w:rPr>
       </w:pPr>
-      <w:proofErr w:type="spellStart"/>
       <w:r>
         <w:rPr>
           <w:rFonts w:hint="eastAsia"/>
           <w:sz w:val="30"/>
           <w:szCs w:val="30"/>
         </w:rPr>
-        <w:t>Matlab</w:t>
-      </w:r>
-      <w:proofErr w:type="spellEnd"/>
-      <w:r>
-        <w:rPr>
-          <w:rFonts w:hint="eastAsia"/>
-          <w:sz w:val="30"/>
-          <w:szCs w:val="30"/>
-        </w:rPr>
-        <w:t>仿真分析（如果设计变压器则无此部分）</w:t>
+        <w:t>Matlab仿真分析（如果设计变压器则无此部分）</w:t>
       </w:r>
     </w:p>
     <w:p>
@@ -746,16 +679,8 @@
         <w:rPr>
           <w:rFonts w:hint="eastAsia"/>
         </w:rPr>
-        <w:t>3、趋肤效应和邻近效应：在高频情况下，导体中的电流分布会受到</w:t>
-      </w:r>
-      <w:proofErr w:type="gramStart"/>
-      <w:r>
-        <w:rPr>
-          <w:rFonts w:hint="eastAsia"/>
-        </w:rPr>
-        <w:t>趋肤效</w:t>
-      </w:r>
-      <w:proofErr w:type="gramEnd"/>
+        <w:t>3、趋肤效应和邻近效应：在高频情况下，导体中的电流分布会受到趋肤效</w:t>
+      </w:r>
     </w:p>
     <w:p>
       <w:pPr>
@@ -797,21 +722,12 @@
         </w:rPr>
         <w:t>1.1</w:t>
       </w:r>
-      <w:proofErr w:type="gramStart"/>
-      <w:r>
-        <w:rPr>
-          <w:rFonts w:hint="eastAsia"/>
-          <w:sz w:val="24"/>
-        </w:rPr>
-        <w:t>两</w:t>
-      </w:r>
-      <w:proofErr w:type="gramEnd"/>
-      <w:r>
-        <w:rPr>
-          <w:rFonts w:hint="eastAsia"/>
-          <w:sz w:val="24"/>
-        </w:rPr>
-        <w:t>线圈之间的磁场耦合：发射线圈产生的交变磁场</w:t>
+      <w:r>
+        <w:rPr>
+          <w:rFonts w:hint="eastAsia"/>
+          <w:sz w:val="24"/>
+        </w:rPr>
+        <w:t>两线圈之间的磁场耦合：发射线圈产生的交变磁场</w:t>
       </w:r>
     </w:p>
     <w:p>
@@ -873,59 +789,66 @@
           <w:rFonts w:hint="eastAsia"/>
           <w:sz w:val="24"/>
         </w:rPr>
+        <w:t>5、磁路的基本定律：磁动势、磁阻、磁通的关系，类似于电路中的欧姆定</w:t>
+      </w:r>
+    </w:p>
+    <w:p>
+      <w:pPr>
+        <w:snapToGrid w:val="0"/>
+        <w:spacing w:after="0" w:line="300" w:lineRule="auto"/>
+        <w:rPr>
+          <w:rFonts w:hint="eastAsia"/>
+          <w:sz w:val="24"/>
+        </w:rPr>
+      </w:pPr>
+      <w:r>
+        <w:rPr>
+          <w:rFonts w:hint="eastAsia"/>
+          <w:sz w:val="24"/>
+        </w:rPr>
+        <w:t>律，用于分析包含磁芯的线圈磁场分布和磁通量计算。</w:t>
+      </w:r>
+    </w:p>
+    <w:p>
+      <w:pPr>
+        <w:snapToGrid w:val="0"/>
+        <w:spacing w:after="0" w:line="300" w:lineRule="auto"/>
+        <w:rPr>
+          <w:rFonts w:hint="eastAsia"/>
+          <w:sz w:val="24"/>
+        </w:rPr>
+      </w:pPr>
+      <w:r>
+        <w:rPr>
+          <w:rFonts w:hint="eastAsia"/>
+          <w:sz w:val="24"/>
+        </w:rPr>
+        <w:t>6、磁芯材料的特性：如磁导率、饱和磁感应强度、损耗等，了解不同磁芯</w:t>
+      </w:r>
+    </w:p>
+    <w:p>
+      <w:pPr>
+        <w:snapToGrid w:val="0"/>
+        <w:spacing w:after="0" w:line="300" w:lineRule="auto"/>
+        <w:rPr>
+          <w:rFonts w:hint="eastAsia"/>
+          <w:sz w:val="24"/>
+        </w:rPr>
+      </w:pPr>
+      <w:r>
+        <w:rPr>
+          <w:rFonts w:hint="eastAsia"/>
+          <w:sz w:val="24"/>
+        </w:rPr>
+        <w:t>材料在无线电能传输系统中的应用，合理选择磁芯材料可以提高线圈的耦合系</w:t>
+      </w:r>
+      <w:r>
+        <w:rPr>
+          <w:rFonts w:hint="eastAsia"/>
+          <w:sz w:val="24"/>
+        </w:rPr>
         <w:lastRenderedPageBreak/>
-        <w:t>5、磁路的基本定律：磁动势、磁阻、磁通的关系，类似于电路中的欧姆定</w:t>
-      </w:r>
-    </w:p>
-    <w:p>
-      <w:pPr>
-        <w:snapToGrid w:val="0"/>
-        <w:spacing w:after="0" w:line="300" w:lineRule="auto"/>
-        <w:rPr>
-          <w:rFonts w:hint="eastAsia"/>
-          <w:sz w:val="24"/>
-        </w:rPr>
-      </w:pPr>
-      <w:r>
-        <w:rPr>
-          <w:rFonts w:hint="eastAsia"/>
-          <w:sz w:val="24"/>
-        </w:rPr>
-        <w:t>律，用于分析包含磁芯的线圈磁场分布和磁通量计算。</w:t>
-      </w:r>
-    </w:p>
-    <w:p>
-      <w:pPr>
-        <w:snapToGrid w:val="0"/>
-        <w:spacing w:after="0" w:line="300" w:lineRule="auto"/>
-        <w:rPr>
-          <w:rFonts w:hint="eastAsia"/>
-          <w:sz w:val="24"/>
-        </w:rPr>
-      </w:pPr>
-      <w:r>
-        <w:rPr>
-          <w:rFonts w:hint="eastAsia"/>
-          <w:sz w:val="24"/>
-        </w:rPr>
-        <w:t>6、磁芯材料的特性：如磁导率、饱和磁感应强度、损耗等，了解不同磁芯</w:t>
-      </w:r>
-    </w:p>
-    <w:p>
-      <w:pPr>
-        <w:snapToGrid w:val="0"/>
-        <w:spacing w:after="0" w:line="300" w:lineRule="auto"/>
-        <w:rPr>
-          <w:rFonts w:hint="eastAsia"/>
-          <w:sz w:val="24"/>
-        </w:rPr>
-      </w:pPr>
-      <w:r>
-        <w:rPr>
-          <w:rFonts w:hint="eastAsia"/>
-          <w:sz w:val="24"/>
-        </w:rPr>
-        <w:t>材料在无线电能传输系统中的应用，合理选择磁芯材料可以提高线圈的耦合系数</w:t>
+        <w:t>数</w:t>
       </w:r>
     </w:p>
     <w:p>
@@ -1049,24 +972,7 @@
           <w:rFonts w:hint="eastAsia"/>
           <w:sz w:val="24"/>
         </w:rPr>
-        <w:t>负载）。天津工业大学电气工程学院工程电磁课程设计任务书</w:t>
-      </w:r>
-    </w:p>
-    <w:p>
-      <w:pPr>
-        <w:snapToGrid w:val="0"/>
-        <w:spacing w:after="0" w:line="300" w:lineRule="auto"/>
-        <w:rPr>
-          <w:rFonts w:hint="eastAsia"/>
-          <w:sz w:val="24"/>
-        </w:rPr>
-      </w:pPr>
-      <w:r>
-        <w:rPr>
-          <w:rFonts w:hint="eastAsia"/>
-          <w:sz w:val="24"/>
-        </w:rPr>
-        <w:t>第 3 页 共 19 页 天津工业大学电气工程学院工程电磁场教研组</w:t>
+        <w:t>负载）。</w:t>
       </w:r>
     </w:p>
     <w:p>
@@ -1247,7 +1153,7 @@
             <v:imagedata r:id="rId9" o:title=""/>
             <o:lock v:ext="edit" aspectratio="f"/>
           </v:shape>
-          <o:OLEObject Type="Embed" ProgID="Equation.DSMT4" ShapeID="_x0000_i1025" DrawAspect="Content" ObjectID="_1840267265" r:id="rId10"/>
+          <o:OLEObject Type="Embed" ProgID="Equation.DSMT4" ShapeID="_x0000_i1025" DrawAspect="Content" ObjectID="_1840268179" r:id="rId10"/>
         </w:object>
       </w:r>
       <w:r>
@@ -1255,15 +1161,7 @@
           <w:rFonts w:hint="eastAsia"/>
           <w:sz w:val="24"/>
         </w:rPr>
-        <w:t>为电压源，MCR-WPT系统属于顿率较高的系统。当系统工作在高频时。发射端和接收端线圈会产生直流损耗与能量辐射，即产生所谓的寄生</w:t>
-      </w:r>
-      <w:r>
-        <w:rPr>
-          <w:rFonts w:hint="eastAsia"/>
-          <w:sz w:val="24"/>
-        </w:rPr>
-        <w:lastRenderedPageBreak/>
-        <w:t>电阻，用</w:t>
+        <w:t>为电压源，MCR-WPT系统属于顿率较高的系统。当系统工作在高频时。发射端和接收端线圈会产生直流损耗与能量辐射，即产生所谓的寄生电阻，用</w:t>
       </w:r>
       <w:r>
         <w:rPr>
@@ -1274,7 +1172,7 @@
             <v:imagedata r:id="rId11" o:title=""/>
             <o:lock v:ext="edit" aspectratio="f"/>
           </v:shape>
-          <o:OLEObject Type="Embed" ProgID="Equation.DSMT4" ShapeID="_x0000_i1026" DrawAspect="Content" ObjectID="_1840267266" r:id="rId12"/>
+          <o:OLEObject Type="Embed" ProgID="Equation.DSMT4" ShapeID="_x0000_i1026" DrawAspect="Content" ObjectID="_1840268180" r:id="rId12"/>
         </w:object>
       </w:r>
       <w:r>
@@ -1293,7 +1191,7 @@
             <v:imagedata r:id="rId13" o:title=""/>
             <o:lock v:ext="edit" aspectratio="f"/>
           </v:shape>
-          <o:OLEObject Type="Embed" ProgID="Equation.DSMT4" ShapeID="_x0000_i1027" DrawAspect="Content" ObjectID="_1840267267" r:id="rId14"/>
+          <o:OLEObject Type="Embed" ProgID="Equation.DSMT4" ShapeID="_x0000_i1027" DrawAspect="Content" ObjectID="_1840268181" r:id="rId14"/>
         </w:object>
       </w:r>
       <w:r>
@@ -1312,7 +1210,7 @@
             <v:imagedata r:id="rId15" o:title=""/>
             <o:lock v:ext="edit" aspectratio="f"/>
           </v:shape>
-          <o:OLEObject Type="Embed" ProgID="Equation.DSMT4" ShapeID="_x0000_i1028" DrawAspect="Content" ObjectID="_1840267268" r:id="rId16"/>
+          <o:OLEObject Type="Embed" ProgID="Equation.DSMT4" ShapeID="_x0000_i1028" DrawAspect="Content" ObjectID="_1840268182" r:id="rId16"/>
         </w:object>
       </w:r>
       <w:r>
@@ -1331,7 +1229,7 @@
             <v:imagedata r:id="rId17" o:title=""/>
             <o:lock v:ext="edit" aspectratio="f"/>
           </v:shape>
-          <o:OLEObject Type="Embed" ProgID="Equation.DSMT4" ShapeID="_x0000_i1029" DrawAspect="Content" ObjectID="_1840267269" r:id="rId18"/>
+          <o:OLEObject Type="Embed" ProgID="Equation.DSMT4" ShapeID="_x0000_i1029" DrawAspect="Content" ObjectID="_1840268183" r:id="rId18"/>
         </w:object>
       </w:r>
       <w:r>
@@ -1350,7 +1248,7 @@
             <v:imagedata r:id="rId19" o:title=""/>
             <o:lock v:ext="edit" aspectratio="f"/>
           </v:shape>
-          <o:OLEObject Type="Embed" ProgID="Equation.DSMT4" ShapeID="_x0000_i1030" DrawAspect="Content" ObjectID="_1840267270" r:id="rId20"/>
+          <o:OLEObject Type="Embed" ProgID="Equation.DSMT4" ShapeID="_x0000_i1030" DrawAspect="Content" ObjectID="_1840268184" r:id="rId20"/>
         </w:object>
       </w:r>
     </w:p>
@@ -1379,7 +1277,7 @@
             <v:imagedata r:id="rId21" o:title=""/>
             <o:lock v:ext="edit" aspectratio="f"/>
           </v:shape>
-          <o:OLEObject Type="Embed" ProgID="Equation.DSMT4" ShapeID="_x0000_i1031" DrawAspect="Content" ObjectID="_1840267271" r:id="rId22"/>
+          <o:OLEObject Type="Embed" ProgID="Equation.DSMT4" ShapeID="_x0000_i1031" DrawAspect="Content" ObjectID="_1840268185" r:id="rId22"/>
         </w:object>
       </w:r>
       <w:r>
@@ -1398,7 +1296,7 @@
             <v:imagedata r:id="rId23" o:title=""/>
             <o:lock v:ext="edit" aspectratio="f"/>
           </v:shape>
-          <o:OLEObject Type="Embed" ProgID="Equation.DSMT4" ShapeID="_x0000_i1032" DrawAspect="Content" ObjectID="_1840267272" r:id="rId24"/>
+          <o:OLEObject Type="Embed" ProgID="Equation.DSMT4" ShapeID="_x0000_i1032" DrawAspect="Content" ObjectID="_1840268186" r:id="rId24"/>
         </w:object>
       </w:r>
       <w:r>
@@ -1464,7 +1362,7 @@
             <v:imagedata r:id="rId25" o:title=""/>
             <o:lock v:ext="edit" aspectratio="f"/>
           </v:shape>
-          <o:OLEObject Type="Embed" ProgID="Equation.DSMT4" ShapeID="_x0000_i1033" DrawAspect="Content" ObjectID="_1840267273" r:id="rId26"/>
+          <o:OLEObject Type="Embed" ProgID="Equation.DSMT4" ShapeID="_x0000_i1033" DrawAspect="Content" ObjectID="_1840268187" r:id="rId26"/>
         </w:object>
       </w:r>
     </w:p>
@@ -1503,7 +1401,7 @@
             <v:imagedata r:id="rId27" o:title=""/>
             <o:lock v:ext="edit" aspectratio="f"/>
           </v:shape>
-          <o:OLEObject Type="Embed" ProgID="Equation.DSMT4" ShapeID="_x0000_i1034" DrawAspect="Content" ObjectID="_1840267274" r:id="rId28"/>
+          <o:OLEObject Type="Embed" ProgID="Equation.DSMT4" ShapeID="_x0000_i1034" DrawAspect="Content" ObjectID="_1840268188" r:id="rId28"/>
         </w:object>
       </w:r>
       <w:r>
@@ -1532,7 +1430,7 @@
             <v:imagedata r:id="rId29" o:title=""/>
             <o:lock v:ext="edit" aspectratio="f"/>
           </v:shape>
-          <o:OLEObject Type="Embed" ProgID="Equation.DSMT4" ShapeID="_x0000_i1035" DrawAspect="Content" ObjectID="_1840267275" r:id="rId30"/>
+          <o:OLEObject Type="Embed" ProgID="Equation.DSMT4" ShapeID="_x0000_i1035" DrawAspect="Content" ObjectID="_1840268189" r:id="rId30"/>
         </w:object>
       </w:r>
     </w:p>
@@ -1560,23 +1458,7 @@
           <w:rFonts w:hint="eastAsia"/>
           <w:sz w:val="24"/>
         </w:rPr>
-        <w:t>而根据</w:t>
-      </w:r>
-      <w:proofErr w:type="gramStart"/>
-      <w:r>
-        <w:rPr>
-          <w:rFonts w:hint="eastAsia"/>
-          <w:sz w:val="24"/>
-        </w:rPr>
-        <w:t>上式易得出</w:t>
-      </w:r>
-      <w:proofErr w:type="gramEnd"/>
-      <w:r>
-        <w:rPr>
-          <w:rFonts w:hint="eastAsia"/>
-          <w:sz w:val="24"/>
-        </w:rPr>
-        <w:t>负载端输出功率：</w:t>
+        <w:t>而根据上式易得出负载端输出功率：</w:t>
       </w:r>
     </w:p>
     <w:p>
@@ -1597,7 +1479,7 @@
             <v:imagedata r:id="rId31" o:title=""/>
             <o:lock v:ext="edit" aspectratio="f"/>
           </v:shape>
-          <o:OLEObject Type="Embed" ProgID="Equation.DSMT4" ShapeID="_x0000_i1036" DrawAspect="Content" ObjectID="_1840267276" r:id="rId32"/>
+          <o:OLEObject Type="Embed" ProgID="Equation.DSMT4" ShapeID="_x0000_i1036" DrawAspect="Content" ObjectID="_1840268190" r:id="rId32"/>
         </w:object>
       </w:r>
     </w:p>
@@ -1636,7 +1518,7 @@
             <v:imagedata r:id="rId33" o:title=""/>
             <o:lock v:ext="edit" aspectratio="f"/>
           </v:shape>
-          <o:OLEObject Type="Embed" ProgID="Equation.DSMT4" ShapeID="_x0000_i1037" DrawAspect="Content" ObjectID="_1840267277" r:id="rId34"/>
+          <o:OLEObject Type="Embed" ProgID="Equation.DSMT4" ShapeID="_x0000_i1037" DrawAspect="Content" ObjectID="_1840268191" r:id="rId34"/>
         </w:object>
       </w:r>
       <w:r>
@@ -1654,7 +1536,7 @@
             <v:imagedata r:id="rId35" o:title=""/>
             <o:lock v:ext="edit" aspectratio="f"/>
           </v:shape>
-          <o:OLEObject Type="Embed" ProgID="Equation.DSMT4" ShapeID="_x0000_i1038" DrawAspect="Content" ObjectID="_1840267278" r:id="rId36"/>
+          <o:OLEObject Type="Embed" ProgID="Equation.DSMT4" ShapeID="_x0000_i1038" DrawAspect="Content" ObjectID="_1840268192" r:id="rId36"/>
         </w:object>
       </w:r>
       <w:r>
@@ -1666,7 +1548,7 @@
             <v:imagedata r:id="rId37" o:title=""/>
             <o:lock v:ext="edit" aspectratio="f"/>
           </v:shape>
-          <o:OLEObject Type="Embed" ProgID="Equation.DSMT4" ShapeID="_x0000_i1039" DrawAspect="Content" ObjectID="_1840267279" r:id="rId38"/>
+          <o:OLEObject Type="Embed" ProgID="Equation.DSMT4" ShapeID="_x0000_i1039" DrawAspect="Content" ObjectID="_1840268193" r:id="rId38"/>
         </w:object>
       </w:r>
       <w:r>
@@ -1678,7 +1560,7 @@
             <v:imagedata r:id="rId39" o:title=""/>
             <o:lock v:ext="edit" aspectratio="f"/>
           </v:shape>
-          <o:OLEObject Type="Embed" ProgID="Equation.DSMT4" ShapeID="_x0000_i1040" DrawAspect="Content" ObjectID="_1840267280" r:id="rId40"/>
+          <o:OLEObject Type="Embed" ProgID="Equation.DSMT4" ShapeID="_x0000_i1040" DrawAspect="Content" ObjectID="_1840268194" r:id="rId40"/>
         </w:object>
       </w:r>
       <w:r>
@@ -1707,7 +1589,7 @@
             <v:imagedata r:id="rId41" o:title=""/>
             <o:lock v:ext="edit" aspectratio="f"/>
           </v:shape>
-          <o:OLEObject Type="Embed" ProgID="Equation.DSMT4" ShapeID="_x0000_i1041" DrawAspect="Content" ObjectID="_1840267281" r:id="rId42"/>
+          <o:OLEObject Type="Embed" ProgID="Equation.DSMT4" ShapeID="_x0000_i1041" DrawAspect="Content" ObjectID="_1840268195" r:id="rId42"/>
         </w:object>
       </w:r>
     </w:p>
@@ -1756,7 +1638,7 @@
             <v:imagedata r:id="rId43" o:title=""/>
             <o:lock v:ext="edit" aspectratio="f"/>
           </v:shape>
-          <o:OLEObject Type="Embed" ProgID="Equation.DSMT4" ShapeID="_x0000_i1042" DrawAspect="Content" ObjectID="_1840267282" r:id="rId44"/>
+          <o:OLEObject Type="Embed" ProgID="Equation.DSMT4" ShapeID="_x0000_i1042" DrawAspect="Content" ObjectID="_1840268196" r:id="rId44"/>
         </w:object>
       </w:r>
     </w:p>
@@ -1784,7 +1666,6 @@
           <w:rFonts w:hint="eastAsia"/>
           <w:sz w:val="24"/>
         </w:rPr>
-        <w:lastRenderedPageBreak/>
         <w:t>为方便计算，定义</w:t>
       </w:r>
       <w:r>
@@ -1796,7 +1677,7 @@
             <v:imagedata r:id="rId45" o:title=""/>
             <o:lock v:ext="edit" aspectratio="f"/>
           </v:shape>
-          <o:OLEObject Type="Embed" ProgID="Equation.DSMT4" ShapeID="_x0000_i1043" DrawAspect="Content" ObjectID="_1840267283" r:id="rId46"/>
+          <o:OLEObject Type="Embed" ProgID="Equation.DSMT4" ShapeID="_x0000_i1043" DrawAspect="Content" ObjectID="_1840268197" r:id="rId46"/>
         </w:object>
       </w:r>
       <w:r>
@@ -1825,7 +1706,7 @@
             <v:imagedata r:id="rId47" o:title=""/>
             <o:lock v:ext="edit" aspectratio="f"/>
           </v:shape>
-          <o:OLEObject Type="Embed" ProgID="Equation.DSMT4" ShapeID="_x0000_i1044" DrawAspect="Content" ObjectID="_1840267284" r:id="rId48"/>
+          <o:OLEObject Type="Embed" ProgID="Equation.DSMT4" ShapeID="_x0000_i1044" DrawAspect="Content" ObjectID="_1840268198" r:id="rId48"/>
         </w:object>
       </w:r>
     </w:p>
@@ -1863,7 +1744,7 @@
             <v:imagedata r:id="rId35" o:title=""/>
             <o:lock v:ext="edit" aspectratio="f"/>
           </v:shape>
-          <o:OLEObject Type="Embed" ProgID="Equation.DSMT4" ShapeID="_x0000_i1045" DrawAspect="Content" ObjectID="_1840267285" r:id="rId49"/>
+          <o:OLEObject Type="Embed" ProgID="Equation.DSMT4" ShapeID="_x0000_i1045" DrawAspect="Content" ObjectID="_1840268199" r:id="rId49"/>
         </w:object>
       </w:r>
       <w:r>
@@ -1888,7 +1769,7 @@
             <v:imagedata r:id="rId50" o:title=""/>
             <o:lock v:ext="edit" aspectratio="f"/>
           </v:shape>
-          <o:OLEObject Type="Embed" ProgID="Equation.DSMT4" ShapeID="_x0000_i1046" DrawAspect="Content" ObjectID="_1840267286" r:id="rId51"/>
+          <o:OLEObject Type="Embed" ProgID="Equation.DSMT4" ShapeID="_x0000_i1046" DrawAspect="Content" ObjectID="_1840268200" r:id="rId51"/>
         </w:object>
       </w:r>
       <w:r>
@@ -1907,7 +1788,7 @@
             <v:imagedata r:id="rId52" o:title=""/>
             <o:lock v:ext="edit" aspectratio="f"/>
           </v:shape>
-          <o:OLEObject Type="Embed" ProgID="Equation.DSMT4" ShapeID="_x0000_i1047" DrawAspect="Content" ObjectID="_1840267287" r:id="rId53"/>
+          <o:OLEObject Type="Embed" ProgID="Equation.DSMT4" ShapeID="_x0000_i1047" DrawAspect="Content" ObjectID="_1840268201" r:id="rId53"/>
         </w:object>
       </w:r>
       <w:r>
@@ -1936,7 +1817,7 @@
             <v:imagedata r:id="rId54" o:title=""/>
             <o:lock v:ext="edit" aspectratio="f"/>
           </v:shape>
-          <o:OLEObject Type="Embed" ProgID="Equation.DSMT4" ShapeID="_x0000_i1048" DrawAspect="Content" ObjectID="_1840267288" r:id="rId55"/>
+          <o:OLEObject Type="Embed" ProgID="Equation.DSMT4" ShapeID="_x0000_i1048" DrawAspect="Content" ObjectID="_1840268202" r:id="rId55"/>
         </w:object>
       </w:r>
     </w:p>
@@ -1975,7 +1856,7 @@
             <v:imagedata r:id="rId56" o:title=""/>
             <o:lock v:ext="edit" aspectratio="f"/>
           </v:shape>
-          <o:OLEObject Type="Embed" ProgID="Equation.DSMT4" ShapeID="_x0000_i1049" DrawAspect="Content" ObjectID="_1840267289" r:id="rId57"/>
+          <o:OLEObject Type="Embed" ProgID="Equation.DSMT4" ShapeID="_x0000_i1049" DrawAspect="Content" ObjectID="_1840268203" r:id="rId57"/>
         </w:object>
       </w:r>
     </w:p>
@@ -1998,7 +1879,7 @@
             <v:imagedata r:id="rId58" o:title=""/>
             <o:lock v:ext="edit" aspectratio="f"/>
           </v:shape>
-          <o:OLEObject Type="Embed" ProgID="Visio.Drawing.15" ShapeID="_x0000_i1050" DrawAspect="Content" ObjectID="_1840267290" r:id="rId59"/>
+          <o:OLEObject Type="Embed" ProgID="Visio.Drawing.15" ShapeID="_x0000_i1050" DrawAspect="Content" ObjectID="_1840268204" r:id="rId59"/>
         </w:object>
       </w:r>
       <w:bookmarkEnd w:id="0"/>
@@ -2006,21 +1887,7 @@
         <w:rPr>
           <w:sz w:val="24"/>
         </w:rPr>
-        <w:t>图2.7 为双线圈SS型MCR-WPT系统能量传输等效电路。由电源产生的通过发射线圈 的电流形成垂直于电流方向的磁场。当磁场通过接收线圈时，产生感生电动势，其在接收线 圈中产生感生电流并在负载上感生电压。 R1和R2是线圈的等效串联阻抗，Re是负载电阻； C1和C2是每个部分的谐振电容； 1 L和 2 L是发射和接收线圈的电感；M是发射和接收线圈的 互感。如图2.8所示，在建立线圈的模型时，线圈的两个</w:t>
-      </w:r>
-      <w:proofErr w:type="gramStart"/>
-      <w:r>
-        <w:rPr>
-          <w:sz w:val="24"/>
-        </w:rPr>
-        <w:t>自由端通</w:t>
-      </w:r>
-      <w:proofErr w:type="gramEnd"/>
-      <w:r>
-        <w:rPr>
-          <w:sz w:val="24"/>
-        </w:rPr>
-        <w:t>过桥壁进行连接，使整个 线圈成一个闭合的回路</w:t>
+        <w:t>图2.7 为双线圈SS型MCR-WPT系统能量传输等效电路。由电源产生的通过发射线圈 的电流形成垂直于电流方向的磁场。当磁场通过接收线圈时，产生感生电动势，其在接收线 圈中产生感生电流并在负载上感生电压。 R1和R2是线圈的等效串联阻抗，Re是负载电阻； C1和C2是每个部分的谐振电容； 1 L和 2 L是发射和接收线圈的电感；M是发射和接收线圈的 互感。如图2.8所示，在建立线圈的模型时，线圈的两个自由端通过桥壁进行连接，使整个 线圈成一个闭合的回路</w:t>
       </w:r>
     </w:p>
     <w:p>
@@ -2068,7 +1935,7 @@
         </w:rPr>
         <w:lastRenderedPageBreak/>
         <w:drawing>
-          <wp:inline distT="0" distB="0" distL="0" distR="0" wp14:anchorId="112DA176" wp14:editId="3626BA8F">
+          <wp:inline distT="0" distB="0" distL="0" distR="0" wp14:anchorId="112DA176" wp14:editId="10F77840">
             <wp:extent cx="5274310" cy="3562350"/>
             <wp:effectExtent l="0" t="0" r="2540" b="0"/>
             <wp:docPr id="1230367253" name="图片 1"/>
@@ -2377,25 +2244,23 @@
           <w:sz w:val="28"/>
           <w:szCs w:val="28"/>
         </w:rPr>
-        <w:t>仿真分析结果的</w:t>
-      </w:r>
-      <w:proofErr w:type="gramStart"/>
+        <w:t xml:space="preserve">仿真分析结果的自感值Matrix1.L(Current1,Current1)为 </w:t>
+      </w:r>
       <w:r>
         <w:rPr>
           <w:rFonts w:hint="eastAsia"/>
           <w:sz w:val="28"/>
           <w:szCs w:val="28"/>
         </w:rPr>
-        <w:t>自感值</w:t>
-      </w:r>
-      <w:proofErr w:type="gramEnd"/>
+        <w:t>61.207710</w:t>
+      </w:r>
       <w:r>
         <w:rPr>
           <w:rFonts w:hint="eastAsia"/>
           <w:sz w:val="28"/>
           <w:szCs w:val="28"/>
         </w:rPr>
-        <w:t xml:space="preserve">Matrix1.L(Current1,Current1)为 </w:t>
+        <w:t>μH，Matrix1.L(Current2,Current2) 为</w:t>
       </w:r>
       <w:r>
         <w:rPr>
@@ -2403,7 +2268,7 @@
           <w:sz w:val="28"/>
           <w:szCs w:val="28"/>
         </w:rPr>
-        <w:t>61.207710</w:t>
+        <w:t>46.061839</w:t>
       </w:r>
       <w:r>
         <w:rPr>
@@ -2411,7 +2276,7 @@
           <w:sz w:val="28"/>
           <w:szCs w:val="28"/>
         </w:rPr>
-        <w:t>μH，Matrix1.L(Current2,Current2) 为</w:t>
+        <w:t xml:space="preserve"> μH 。这两个值较为接近，说明两个线圈自身的电感特性相近，在相同条件下，各自电流变化时产生的自感电动势能力差不多。互感值Matrix1.L(Current1,Current2) 为</w:t>
       </w:r>
       <w:r>
         <w:rPr>
@@ -2419,7 +2284,7 @@
           <w:sz w:val="28"/>
           <w:szCs w:val="28"/>
         </w:rPr>
-        <w:t>46.061839</w:t>
+        <w:t>61.375513</w:t>
       </w:r>
       <w:r>
         <w:rPr>
@@ -2427,95 +2292,7 @@
           <w:sz w:val="28"/>
           <w:szCs w:val="28"/>
         </w:rPr>
-        <w:t xml:space="preserve"> μH 。这两个值较为接近，说明两个线圈自身的电感特性相近，在相同条件下，各自电流变化时产生的自感电动势能力差不多。</w:t>
-      </w:r>
-      <w:proofErr w:type="gramStart"/>
-      <w:r>
-        <w:rPr>
-          <w:rFonts w:hint="eastAsia"/>
-          <w:sz w:val="28"/>
-          <w:szCs w:val="28"/>
-        </w:rPr>
-        <w:t>互感值</w:t>
-      </w:r>
-      <w:proofErr w:type="gramEnd"/>
-      <w:r>
-        <w:rPr>
-          <w:rFonts w:hint="eastAsia"/>
-          <w:sz w:val="28"/>
-          <w:szCs w:val="28"/>
-        </w:rPr>
-        <w:t>Matrix1.L(Current1,Current2) 为</w:t>
-      </w:r>
-      <w:r>
-        <w:rPr>
-          <w:rFonts w:hint="eastAsia"/>
-          <w:sz w:val="28"/>
-          <w:szCs w:val="28"/>
-        </w:rPr>
-        <w:t>61.375513</w:t>
-      </w:r>
-      <w:r>
-        <w:rPr>
-          <w:rFonts w:hint="eastAsia"/>
-          <w:sz w:val="28"/>
-          <w:szCs w:val="28"/>
-        </w:rPr>
-        <w:t xml:space="preserve"> μH ，该值小于自感值。表明两个线圈之间虽然存在磁场耦合，但耦合程度没有线圈自身的电感效应强 。在实际电磁设备设计中，这些电感</w:t>
-      </w:r>
-      <w:proofErr w:type="gramStart"/>
-      <w:r>
-        <w:rPr>
-          <w:rFonts w:hint="eastAsia"/>
-          <w:sz w:val="28"/>
-          <w:szCs w:val="28"/>
-        </w:rPr>
-        <w:t>值十分</w:t>
-      </w:r>
-      <w:proofErr w:type="gramEnd"/>
-      <w:r>
-        <w:rPr>
-          <w:rFonts w:hint="eastAsia"/>
-          <w:sz w:val="28"/>
-          <w:szCs w:val="28"/>
-        </w:rPr>
-        <w:t>关键:对于变压器设计，</w:t>
-      </w:r>
-      <w:proofErr w:type="gramStart"/>
-      <w:r>
-        <w:rPr>
-          <w:rFonts w:hint="eastAsia"/>
-          <w:sz w:val="28"/>
-          <w:szCs w:val="28"/>
-        </w:rPr>
-        <w:t>自感值</w:t>
-      </w:r>
-      <w:proofErr w:type="gramEnd"/>
-      <w:r>
-        <w:rPr>
-          <w:rFonts w:hint="eastAsia"/>
-          <w:sz w:val="28"/>
-          <w:szCs w:val="28"/>
-        </w:rPr>
-        <w:t>影响初级和次级线圈的储能能力，</w:t>
-      </w:r>
-      <w:proofErr w:type="gramStart"/>
-      <w:r>
-        <w:rPr>
-          <w:rFonts w:hint="eastAsia"/>
-          <w:sz w:val="28"/>
-          <w:szCs w:val="28"/>
-        </w:rPr>
-        <w:t>互感值</w:t>
-      </w:r>
-      <w:proofErr w:type="gramEnd"/>
-      <w:r>
-        <w:rPr>
-          <w:rFonts w:hint="eastAsia"/>
-          <w:sz w:val="28"/>
-          <w:szCs w:val="28"/>
-        </w:rPr>
-        <w:t>决定了能量从初级到次级的传输效率；在电机设计里，自感和互感会影响绕组的电流分布、转矩特性以及电机的动态响应。比如互感过大会导致绕组间的电磁干扰增加，影响电机性能稳定性；自感不合适会使电机的励磁电流异常，降低效率。</w:t>
+        <w:t xml:space="preserve"> μH ，该值小于自感值。表明两个线圈之间虽然存在磁场耦合，但耦合程度没有线圈自身的电感效应强 。在实际电磁设备设计中，这些电感值十分关键:对于变压器设计，自感值影响初级和次级线圈的储能能力，互感值决定了能量从初级到次级的传输效率；在电机设计里，自感和互感会影响绕组的电流分布、转矩特性以及电机的动态响应。比如互感过大会导致绕组间的电磁干扰增加，影响电机性能稳定性；自感不合适会使电机的励磁电流异常，降低效率。</w:t>
       </w:r>
     </w:p>
     <w:p>
@@ -2540,7 +2317,6 @@
           <w:szCs w:val="28"/>
         </w:rPr>
       </w:pPr>
-      <w:proofErr w:type="spellStart"/>
       <w:r>
         <w:rPr>
           <w:rFonts w:hint="eastAsia"/>
@@ -2548,16 +2324,7 @@
           <w:szCs w:val="28"/>
         </w:rPr>
         <w:lastRenderedPageBreak/>
-        <w:t>Matlab</w:t>
-      </w:r>
-      <w:proofErr w:type="spellEnd"/>
-      <w:r>
-        <w:rPr>
-          <w:rFonts w:hint="eastAsia"/>
-          <w:sz w:val="28"/>
-          <w:szCs w:val="28"/>
-        </w:rPr>
-        <w:t>仿真分析</w:t>
+        <w:t>Matlab仿真分析</w:t>
       </w:r>
     </w:p>
     <w:p>
@@ -2638,23 +2405,7 @@
           <w:rFonts w:hint="eastAsia"/>
           <w:sz w:val="24"/>
         </w:rPr>
-        <w:t>存在一定的相位差，分别为发射端的电源电压波形，和电流波形。电源电压为系统的能量输入，该波形反应发射</w:t>
-      </w:r>
-      <w:proofErr w:type="gramStart"/>
-      <w:r>
-        <w:rPr>
-          <w:rFonts w:hint="eastAsia"/>
-          <w:sz w:val="24"/>
-        </w:rPr>
-        <w:t>端再该电压</w:t>
-      </w:r>
-      <w:proofErr w:type="gramEnd"/>
-      <w:r>
-        <w:rPr>
-          <w:rFonts w:hint="eastAsia"/>
-          <w:sz w:val="24"/>
-        </w:rPr>
-        <w:t>下的负载特性。</w:t>
+        <w:t>存在一定的相位差，分别为发射端的电源电压波形，和电流波形。电源电压为系统的能量输入，该波形反应发射端再该电压下的负载特性。</w:t>
       </w:r>
     </w:p>
     <w:p>
@@ -3018,23 +2769,7 @@
           <w:sz w:val="24"/>
         </w:rPr>
         <w:lastRenderedPageBreak/>
-        <w:t>一样普及，而本次</w:t>
-      </w:r>
-      <w:proofErr w:type="gramStart"/>
-      <w:r>
-        <w:rPr>
-          <w:rFonts w:hint="eastAsia"/>
-          <w:sz w:val="24"/>
-        </w:rPr>
-        <w:t>实验让</w:t>
-      </w:r>
-      <w:proofErr w:type="gramEnd"/>
-      <w:r>
-        <w:rPr>
-          <w:rFonts w:hint="eastAsia"/>
-          <w:sz w:val="24"/>
-        </w:rPr>
-        <w:t xml:space="preserve">我对这项技术有了更直观的认识，也激发了我进一步探索的兴趣。  </w:t>
+        <w:t xml:space="preserve">一样普及，而本次实验让我对这项技术有了更直观的认识，也激发了我进一步探索的兴趣。  </w:t>
       </w:r>
     </w:p>
     <w:p>
@@ -3092,56 +2827,24 @@
           <w:rFonts w:hint="eastAsia"/>
           <w:sz w:val="24"/>
         </w:rPr>
-        <w:t>[1]杨刚,苏建徽,张健,</w:t>
-      </w:r>
-      <w:proofErr w:type="gramStart"/>
-      <w:r>
-        <w:rPr>
-          <w:rFonts w:hint="eastAsia"/>
-          <w:sz w:val="24"/>
-        </w:rPr>
-        <w:t>刘硕</w:t>
-      </w:r>
-      <w:proofErr w:type="gramEnd"/>
-      <w:r>
-        <w:rPr>
-          <w:rFonts w:hint="eastAsia"/>
-          <w:sz w:val="24"/>
-        </w:rPr>
-        <w:t>.感应式无线电能传输系统设计及优化[J].电气工程,2018,2(3):154-161.</w:t>
-      </w:r>
-    </w:p>
-    <w:p>
-      <w:pPr>
-        <w:snapToGrid w:val="0"/>
-        <w:spacing w:after="0" w:line="300" w:lineRule="auto"/>
-        <w:rPr>
-          <w:rFonts w:hint="eastAsia"/>
-          <w:sz w:val="24"/>
-        </w:rPr>
-      </w:pPr>
-      <w:r>
-        <w:rPr>
-          <w:rFonts w:hint="eastAsia"/>
-          <w:sz w:val="24"/>
-        </w:rPr>
-        <w:t>[2]傅旻帆课题组.A Simple Integrated and Low-Radiation Receiver for Inductive Power Transfer[J</w:t>
-      </w:r>
-      <w:proofErr w:type="gramStart"/>
-      <w:r>
-        <w:rPr>
-          <w:rFonts w:hint="eastAsia"/>
-          <w:sz w:val="24"/>
-        </w:rPr>
-        <w:t>].IEEE</w:t>
-      </w:r>
-      <w:proofErr w:type="gramEnd"/>
-      <w:r>
-        <w:rPr>
-          <w:rFonts w:hint="eastAsia"/>
-          <w:sz w:val="24"/>
-        </w:rPr>
-        <w:t xml:space="preserve"> Transactions on Power Electronics,2023.</w:t>
+        <w:t>[1]杨刚,苏建徽,张健,刘硕.感应式无线电能传输系统设计及优化[J].电气工程,2018,2(3):154-161.</w:t>
+      </w:r>
+    </w:p>
+    <w:p>
+      <w:pPr>
+        <w:snapToGrid w:val="0"/>
+        <w:spacing w:after="0" w:line="300" w:lineRule="auto"/>
+        <w:rPr>
+          <w:rFonts w:hint="eastAsia"/>
+          <w:sz w:val="24"/>
+        </w:rPr>
+      </w:pPr>
+      <w:r>
+        <w:rPr>
+          <w:rFonts w:hint="eastAsia"/>
+          <w:sz w:val="24"/>
+        </w:rPr>
+        <w:t>[2]傅旻帆课题组.A Simple Integrated and Low-Radiation Receiver for Inductive Power Transfer[J].IEEE Transactions on Power Electronics,2023.</w:t>
       </w:r>
     </w:p>
     <w:p>
@@ -3192,39 +2895,7 @@
           <w:rFonts w:hint="eastAsia"/>
           <w:sz w:val="24"/>
         </w:rPr>
-        <w:t xml:space="preserve">[5] 陈希有, </w:t>
-      </w:r>
-      <w:proofErr w:type="gramStart"/>
-      <w:r>
-        <w:rPr>
-          <w:rFonts w:hint="eastAsia"/>
-          <w:sz w:val="24"/>
-        </w:rPr>
-        <w:t>刘凤春</w:t>
-      </w:r>
-      <w:proofErr w:type="gramEnd"/>
-      <w:r>
-        <w:rPr>
-          <w:rFonts w:hint="eastAsia"/>
-          <w:sz w:val="24"/>
-        </w:rPr>
-        <w:t xml:space="preserve">, </w:t>
-      </w:r>
-      <w:proofErr w:type="gramStart"/>
-      <w:r>
-        <w:rPr>
-          <w:rFonts w:hint="eastAsia"/>
-          <w:sz w:val="24"/>
-        </w:rPr>
-        <w:t>孙莹</w:t>
-      </w:r>
-      <w:proofErr w:type="gramEnd"/>
-      <w:r>
-        <w:rPr>
-          <w:rFonts w:hint="eastAsia"/>
-          <w:sz w:val="24"/>
-        </w:rPr>
-        <w:t>,等. 基于磁耦合谐振的无线电能传输原理与应用综述[J]. 电工技术学报, 2012, 27(10): 1-12.</w:t>
+        <w:t>[5] 陈希有, 刘凤春, 孙莹,等. 基于磁耦合谐振的无线电能传输原理与应用综述[J]. 电工技术学报, 2012, 27(10): 1-12.</w:t>
       </w:r>
     </w:p>
     <w:p>
@@ -3309,23 +2980,7 @@
           <w:rFonts w:hint="eastAsia"/>
           <w:sz w:val="24"/>
         </w:rPr>
-        <w:t xml:space="preserve">[10] 高松巍, 孙跃, </w:t>
-      </w:r>
-      <w:proofErr w:type="gramStart"/>
-      <w:r>
-        <w:rPr>
-          <w:rFonts w:hint="eastAsia"/>
-          <w:sz w:val="24"/>
-        </w:rPr>
-        <w:t>戴欣</w:t>
-      </w:r>
-      <w:proofErr w:type="gramEnd"/>
-      <w:r>
-        <w:rPr>
-          <w:rFonts w:hint="eastAsia"/>
-          <w:sz w:val="24"/>
-        </w:rPr>
-        <w:t>,等. 松耦合变压器互感参数的计算与实验研究[J]. 中国电机工程学报, 2009, 29(18): 102-107.</w:t>
+        <w:t>[10] 高松巍, 孙跃, 戴欣,等. 松耦合变压器互感参数的计算与实验研究[J]. 中国电机工程学报, 2009, 29(18): 102-107.</w:t>
       </w:r>
     </w:p>
     <w:p>
